--- a/companies/calderwood-partners/Engagements/Scott, Smith and Edwards/Meeting Minutes 2011-03-25 - Scott, Smith and Edwards.docx
+++ b/companies/calderwood-partners/Engagements/Scott, Smith and Edwards/Meeting Minutes 2011-03-25 - Scott, Smith and Edwards.docx
@@ -7,12 +7,12 @@
         <w:pStyle w:val="Heading1"/>
       </w:pPr>
       <w:r>
-        <w:t>Working Session: Digital Operating Model — First Findings</w:t>
+        <w:t>Working Session Minutes</w:t>
       </w:r>
     </w:p>
     <w:p>
       <w:r>
-        <w:t>Minutes taken by Jason Torres. Subject: the digital operating model engagement for Scott, Smith and Edwards, first working session with the client team.</w:t>
+        <w:t>These minutes record the working session held on the operating-model engagement for Scott, Smith and Edwards, at which the engagement team and the client reviewed the present-state read and settled the questions the design work will pursue next. They set out who attended, what the group discussed, and the actions each side agreed to carry before we meet again.</w:t>
       </w:r>
     </w:p>
     <w:p>
@@ -20,7 +20,7 @@
         <w:pStyle w:val="Heading2"/>
       </w:pPr>
       <w:r>
-        <w:t>In the room</w:t>
+        <w:t>Present</w:t>
       </w:r>
     </w:p>
     <w:p>
@@ -28,7 +28,7 @@
         <w:pStyle w:val="ListBullet"/>
       </w:pPr>
       <w:r>
-        <w:t>Jason Torres, Principal, Advisory</w:t>
+        <w:t>Jason Torres, Principal, Calderwood Partners (chair)</w:t>
       </w:r>
     </w:p>
     <w:p>
@@ -36,7 +36,7 @@
         <w:pStyle w:val="ListBullet"/>
       </w:pPr>
       <w:r>
-        <w:t>Deborah Allen, Consultant, Advisory</w:t>
+        <w:t>Deborah Allen, Consultant, Calderwood Partners</w:t>
       </w:r>
     </w:p>
     <w:p>
@@ -52,12 +52,22 @@
         <w:pStyle w:val="Heading2"/>
       </w:pPr>
       <w:r>
-        <w:t>Where the work stands</w:t>
+        <w:t>Discussion</w:t>
       </w:r>
     </w:p>
     <w:p>
       <w:r>
-        <w:t>I opened by stating the finding, because it is already clear enough to build on: the channel's problem is ownership, not technology. We are roughly at the midpoint of the work, the current-state map is nearly closed, and everywhere it is closed it points the same way. Orders are taken by one group and filled by another, and between them sits a hand-off that no single manager owns. Deborah Allen walked the table through the order path she has drawn, one screen at a time, and the group followed it against a set of real orders from last month. The delay and the complaints both collect at the same seam, the point where the order leaves the team that sold it and reaches the team that ships it, and nobody in the room could name the person who owns the order while it sits in that gap.</w:t>
+        <w:t>Deborah Allen presented the present-state read, which is now substantially complete for the two largest customer-facing lines and under way on the remainder. Her account was that the work is organised consistently within the largest line, where a single path carries a customer from first contact through to fulfilment, but that the logic varies across the smaller lines, so that the same task may be handled in two or three different ways depending on which team first receives it. She was careful to present this as an observation drawn from the process notes and the interviews rather than as a criticism, and she flagged two points at which the evidence is still thin and a further interview will be needed before the picture can be treated as settled.</w:t>
+      </w:r>
+    </w:p>
+    <w:p>
+      <w:r>
+        <w:t>The discussion then turned to the digital view, and in particular to where the online channels genuinely change what the work requires as against where they merely add a step. Melissa Johnson confirmed the pattern from her own vantage and observed that several of the online paths had been built onto an older order system in stages, with the result that some steps now exist to serve the system rather than the customer. The group agreed that the design work should distinguish the processes that can be simplified on their own terms from those that cannot move until the underlying system is addressed, since a recommendation that ignored that constraint would not survive contact with the operation.</w:t>
+      </w:r>
+    </w:p>
+    <w:p>
+      <w:r>
+        <w:t>One question was left open by agreement. Jason Torres set out the choice in plain terms: the engagement can either redesign a single customer-facing line from end to end as a demonstration, which is the more contained course and the easier one to adjust should the client's people push back, or it can take up the shared processes that cut across every line at once, which is the more ambitious course and the harder one to reverse. No one pressed for a decision in the room. The call belongs to the client's leadership, and it will be brought to them framed as a choice rather than as the firm's conclusion.</w:t>
       </w:r>
     </w:p>
     <w:p>
@@ -65,33 +75,7 @@
         <w:pStyle w:val="Heading2"/>
       </w:pPr>
       <w:r>
-        <w:t>What the numbers say</w:t>
-      </w:r>
-    </w:p>
-    <w:p>
-      <w:r>
-        <w:t>Deborah Allen took the group through the cost and service data, and two figures did most of the arguing. The service tickets tied to online orders cluster in the day after purchase, and most are customers asking where their order is rather than reporting a fault, which puts the cost of the seam in plain view: the channel is paying people to answer for a delay it could have prevented. And the cost of running the channel is spread across three functions, with none of them accountable for the total, which is why, Melissa Johnson noted, the monthly number has been so hard for her office to close. She said her finance team can produce any one function's cost on request but has never been asked to add them into a single figure for the channel, because no one has owned that figure. I said what I think follows from all of it: until one role owns the channel result end to end, the company keeps paying for the gap in service cost and in rework, and no change to the systems fixes that on its own. The table did not argue the point, which I take as agreement rather than as the end of the discussion.</w:t>
-      </w:r>
-    </w:p>
-    <w:p>
-      <w:pPr>
-        <w:pStyle w:val="Heading2"/>
-      </w:pPr>
-      <w:r>
-        <w:t>What we settled and what stays open</w:t>
-      </w:r>
-    </w:p>
-    <w:p>
-      <w:r>
-        <w:t>We agreed the current-state map is close enough to brief the wider leadership, with the last two interviews still to be folded in. Melissa Johnson asked us to hold any talk of a specific structure until the target model is designed and tested, and I agreed; a structure floated early gets argued about before it is understood, and we would spend the back half of the engagement defending a sketch instead of building the real design. Two questions stay open. The first is the technology group's place in the target model, which we will not settle until the design work is done. The second is how far the ownership problem reaches beyond the web channel into the rest of the order business; the interviews hint that it does, and we will test that before we draw the target model rather than assume it.</w:t>
-      </w:r>
-    </w:p>
-    <w:p>
-      <w:pPr>
-        <w:pStyle w:val="Heading2"/>
-      </w:pPr>
-      <w:r>
-        <w:t>Who does what next</w:t>
+        <w:t>Actions</w:t>
       </w:r>
     </w:p>
     <w:tbl>
@@ -101,14 +85,28 @@
         <w:tblLook w:firstColumn="1" w:firstRow="1" w:lastColumn="0" w:lastRow="0" w:noHBand="0" w:noVBand="1" w:val="04A0"/>
       </w:tblPr>
       <w:tblGrid>
-        <w:gridCol w:w="2880"/>
-        <w:gridCol w:w="2880"/>
-        <w:gridCol w:w="2880"/>
+        <w:gridCol w:w="2160"/>
+        <w:gridCol w:w="2160"/>
+        <w:gridCol w:w="2160"/>
+        <w:gridCol w:w="2160"/>
       </w:tblGrid>
       <w:tr>
         <w:tc>
           <w:tcPr>
-            <w:tcW w:type="dxa" w:w="2880"/>
+            <w:tcW w:type="dxa" w:w="2160"/>
+          </w:tcPr>
+          <w:p>
+            <w:r>
+              <w:rPr>
+                <w:b/>
+              </w:rPr>
+              <w:t>No.</w:t>
+            </w:r>
+          </w:p>
+        </w:tc>
+        <w:tc>
+          <w:tcPr>
+            <w:tcW w:type="dxa" w:w="2160"/>
           </w:tcPr>
           <w:p>
             <w:r>
@@ -121,7 +119,7 @@
         </w:tc>
         <w:tc>
           <w:tcPr>
-            <w:tcW w:type="dxa" w:w="2880"/>
+            <w:tcW w:type="dxa" w:w="2160"/>
           </w:tcPr>
           <w:p>
             <w:r>
@@ -134,14 +132,14 @@
         </w:tc>
         <w:tc>
           <w:tcPr>
-            <w:tcW w:type="dxa" w:w="2880"/>
+            <w:tcW w:type="dxa" w:w="2160"/>
           </w:tcPr>
           <w:p>
             <w:r>
               <w:rPr>
                 <w:b/>
               </w:rPr>
-              <w:t>By when</w:t>
+              <w:t>Due</w:t>
             </w:r>
           </w:p>
         </w:tc>
@@ -149,17 +147,27 @@
       <w:tr>
         <w:tc>
           <w:tcPr>
-            <w:tcW w:type="dxa" w:w="2880"/>
+            <w:tcW w:type="dxa" w:w="2160"/>
           </w:tcPr>
           <w:p>
             <w:r>
-              <w:t>Fold the last two channel interviews into the current-state map and close it</w:t>
+              <w:t>1</w:t>
             </w:r>
           </w:p>
         </w:tc>
         <w:tc>
           <w:tcPr>
-            <w:tcW w:type="dxa" w:w="2880"/>
+            <w:tcW w:type="dxa" w:w="2160"/>
+          </w:tcPr>
+          <w:p>
+            <w:r>
+              <w:t>Complete the present-state read on the remaining lines and schedule the two outstanding interviews</w:t>
+            </w:r>
+          </w:p>
+        </w:tc>
+        <w:tc>
+          <w:tcPr>
+            <w:tcW w:type="dxa" w:w="2160"/>
           </w:tcPr>
           <w:p>
             <w:r>
@@ -169,11 +177,11 @@
         </w:tc>
         <w:tc>
           <w:tcPr>
-            <w:tcW w:type="dxa" w:w="2880"/>
+            <w:tcW w:type="dxa" w:w="2160"/>
           </w:tcPr>
           <w:p>
             <w:r>
-              <w:t>Before the next working session</w:t>
+              <w:t>Within the week</w:t>
             </w:r>
           </w:p>
         </w:tc>
@@ -181,17 +189,27 @@
       <w:tr>
         <w:tc>
           <w:tcPr>
-            <w:tcW w:type="dxa" w:w="2880"/>
+            <w:tcW w:type="dxa" w:w="2160"/>
           </w:tcPr>
           <w:p>
             <w:r>
-              <w:t>Pull the escalation notes on recent online orders and tie them to the cost view</w:t>
+              <w:t>2</w:t>
             </w:r>
           </w:p>
         </w:tc>
         <w:tc>
           <w:tcPr>
-            <w:tcW w:type="dxa" w:w="2880"/>
+            <w:tcW w:type="dxa" w:w="2160"/>
+          </w:tcPr>
+          <w:p>
+            <w:r>
+              <w:t>Confirm which online paths depend on the older order system and cannot be changed independently</w:t>
+            </w:r>
+          </w:p>
+        </w:tc>
+        <w:tc>
+          <w:tcPr>
+            <w:tcW w:type="dxa" w:w="2160"/>
           </w:tcPr>
           <w:p>
             <w:r>
@@ -201,11 +219,11 @@
         </w:tc>
         <w:tc>
           <w:tcPr>
-            <w:tcW w:type="dxa" w:w="2880"/>
+            <w:tcW w:type="dxa" w:w="2160"/>
           </w:tcPr>
           <w:p>
             <w:r>
-              <w:t>End of next week</w:t>
+              <w:t>Before next session</w:t>
             </w:r>
           </w:p>
         </w:tc>
@@ -213,17 +231,27 @@
       <w:tr>
         <w:tc>
           <w:tcPr>
-            <w:tcW w:type="dxa" w:w="2880"/>
+            <w:tcW w:type="dxa" w:w="2160"/>
           </w:tcPr>
           <w:p>
             <w:r>
-              <w:t>Draft the two or three target-model options, for discussion and not for decision</w:t>
+              <w:t>3</w:t>
             </w:r>
           </w:p>
         </w:tc>
         <w:tc>
           <w:tcPr>
-            <w:tcW w:type="dxa" w:w="2880"/>
+            <w:tcW w:type="dxa" w:w="2160"/>
+          </w:tcPr>
+          <w:p>
+            <w:r>
+              <w:t>Frame the end-to-end-versus-shared-process choice as a short decision paper for leadership</w:t>
+            </w:r>
+          </w:p>
+        </w:tc>
+        <w:tc>
+          <w:tcPr>
+            <w:tcW w:type="dxa" w:w="2160"/>
           </w:tcPr>
           <w:p>
             <w:r>
@@ -233,48 +261,21 @@
         </w:tc>
         <w:tc>
           <w:tcPr>
-            <w:tcW w:type="dxa" w:w="2880"/>
+            <w:tcW w:type="dxa" w:w="2160"/>
           </w:tcPr>
           <w:p>
             <w:r>
-              <w:t>For the next session</w:t>
-            </w:r>
-          </w:p>
-        </w:tc>
-      </w:tr>
-      <w:tr>
-        <w:tc>
-          <w:tcPr>
-            <w:tcW w:type="dxa" w:w="2880"/>
-          </w:tcPr>
-          <w:p>
-            <w:r>
-              <w:t>Keep the current-state findings inside this group until the leadership briefing</w:t>
-            </w:r>
-          </w:p>
-        </w:tc>
-        <w:tc>
-          <w:tcPr>
-            <w:tcW w:type="dxa" w:w="2880"/>
-          </w:tcPr>
-          <w:p>
-            <w:r>
-              <w:t>Jason Torres</w:t>
-            </w:r>
-          </w:p>
-        </w:tc>
-        <w:tc>
-          <w:tcPr>
-            <w:tcW w:type="dxa" w:w="2880"/>
-          </w:tcPr>
-          <w:p>
-            <w:r>
-              <w:t>Ongoing</w:t>
+              <w:t>Next session</w:t>
             </w:r>
           </w:p>
         </w:tc>
       </w:tr>
     </w:tbl>
+    <w:p>
+      <w:r>
+        <w:t>The item that gates the next session is the second action. Until we know which processes are bound to the older system, we cannot separate what the design can change now from what must wait, and so I have asked Melissa Johnson's team to settle that question first; once it is answered, Deborah Allen will circulate a first outline of the design options ahead of our next meeting.</w:t>
+      </w:r>
+    </w:p>
     <w:sectPr>
       <w:headerReference w:type="first" r:id="rId9"/>
       <w:headerReference w:type="default" r:id="rId10"/>
